--- a/lab3/Lab3_CereteuMaxim_FAF-243.docx
+++ b/lab3/Lab3_CereteuMaxim_FAF-243.docx
@@ -307,7 +307,7 @@
         <w:t>riscv64-linux-gnu-gcc</w:t>
       </w:r>
       <w:r>
-        <w:t xml:space="preserve"> 15.2 și emulatorul QEMU 10.2. Ieșirea din terminal a fost salvată automat de scriptul </w:t>
+        <w:t xml:space="preserve"> 15.2 și emulatorul QEMU 10.2. Comenzile au fost rulate de scriptul </w:t>
       </w:r>
       <w:r>
         <w:rPr>
@@ -317,7 +317,27 @@
         <w:t>tools/capture.sh</w:t>
       </w:r>
       <w:r>
-        <w:t xml:space="preserve"> din depozit, iar figurile de mai jos reproduc exact acele fișiere (</w:t>
+        <w:t xml:space="preserve"> din depozit într-o fereastră Windows Terminal cu profilul Ubuntu; la sfârșitul fiecărei părți scriptul </w:t>
+      </w:r>
+      <w:r>
+        <w:rPr>
+          <w:rFonts w:ascii="Consolas" w:hAnsi="Consolas"/>
+          <w:sz w:val="21"/>
+        </w:rPr>
+        <w:t>tools/shot.ps1</w:t>
+      </w:r>
+      <w:r>
+        <w:t xml:space="preserve"> a făcut o captură de ecran a ferestrei (</w:t>
+      </w:r>
+      <w:r>
+        <w:rPr>
+          <w:rFonts w:ascii="Consolas" w:hAnsi="Consolas"/>
+          <w:sz w:val="21"/>
+        </w:rPr>
+        <w:t>labN/output/*.png</w:t>
+      </w:r>
+      <w:r>
+        <w:t xml:space="preserve">), iar textul afișat a fost salvat și în </w:t>
       </w:r>
       <w:r>
         <w:rPr>
@@ -327,7 +347,7 @@
         <w:t>labN/output/*.txt</w:t>
       </w:r>
       <w:r>
-        <w:t>).</w:t>
+        <w:t>. Figurile de mai jos sunt aceste capturi de ecran.</w:t>
       </w:r>
     </w:p>
     <w:p>
@@ -417,244 +437,47 @@
         <w:t>3. Partea 1 – comenzi interne, PATH și coduri de ieșire</w:t>
       </w:r>
     </w:p>
-    <w:tbl>
-      <w:tblPr>
-        <w:tblW w:type="auto" w:w="0"/>
+    <w:p>
+      <w:pPr>
+        <w:keepNext/>
+        <w:spacing w:after="0"/>
         <w:jc w:val="center"/>
-        <w:tblLook w:firstColumn="1" w:firstRow="1" w:lastColumn="0" w:lastRow="0" w:noHBand="0" w:noVBand="1" w:val="04A0"/>
-      </w:tblPr>
-      <w:tblGrid>
-        <w:gridCol w:w="9639"/>
-      </w:tblGrid>
-      <w:tr>
-        <w:tc>
-          <w:tcPr>
-            <w:tcW w:type="dxa" w:w="9639"/>
-            <w:shd w:val="clear" w:color="auto" w:fill="1E1E1E"/>
-          </w:tcPr>
-          <w:p>
-            <w:pPr>
-              <w:spacing w:after="0" w:line="240" w:lineRule="auto"/>
-            </w:pPr>
-            <w:r>
-              <w:rPr>
-                <w:rFonts w:ascii="Consolas" w:hAnsi="Consolas"/>
-                <w:color w:val="8AE234"/>
-                <w:sz w:val="17"/>
-              </w:rPr>
-              <w:t>maxim@MaxCrt:~/os-lab3$ type cd echo ls</w:t>
-              <w:br/>
-            </w:r>
-            <w:r>
-              <w:rPr>
-                <w:rFonts w:ascii="Consolas" w:hAnsi="Consolas"/>
-                <w:color w:val="EEEEEE"/>
-                <w:sz w:val="17"/>
-              </w:rPr>
-              <w:t>cd is a shell builtin</w:t>
-              <w:br/>
-            </w:r>
-            <w:r>
-              <w:rPr>
-                <w:rFonts w:ascii="Consolas" w:hAnsi="Consolas"/>
-                <w:color w:val="EEEEEE"/>
-                <w:sz w:val="17"/>
-              </w:rPr>
-              <w:t>echo is a shell builtin</w:t>
-              <w:br/>
-            </w:r>
-            <w:r>
-              <w:rPr>
-                <w:rFonts w:ascii="Consolas" w:hAnsi="Consolas"/>
-                <w:color w:val="EEEEEE"/>
-                <w:sz w:val="17"/>
-              </w:rPr>
-              <w:t>ls is /usr/bin/ls</w:t>
-              <w:br/>
-            </w:r>
-            <w:r>
-              <w:rPr>
-                <w:rFonts w:ascii="Consolas" w:hAnsi="Consolas"/>
-                <w:color w:val="8AE234"/>
-                <w:sz w:val="17"/>
-              </w:rPr>
-              <w:t>maxim@MaxCrt:~/os-lab3$ echo "$PATH" | tr ':' '\n' | nl</w:t>
-              <w:br/>
-            </w:r>
-            <w:r>
-              <w:rPr>
-                <w:rFonts w:ascii="Consolas" w:hAnsi="Consolas"/>
-                <w:color w:val="EEEEEE"/>
-                <w:sz w:val="17"/>
-              </w:rPr>
-              <w:t xml:space="preserve">     1  /usr/local/sbin</w:t>
-              <w:br/>
-            </w:r>
-            <w:r>
-              <w:rPr>
-                <w:rFonts w:ascii="Consolas" w:hAnsi="Consolas"/>
-                <w:color w:val="EEEEEE"/>
-                <w:sz w:val="17"/>
-              </w:rPr>
-              <w:t xml:space="preserve">     2  /usr/local/bin</w:t>
-              <w:br/>
-            </w:r>
-            <w:r>
-              <w:rPr>
-                <w:rFonts w:ascii="Consolas" w:hAnsi="Consolas"/>
-                <w:color w:val="EEEEEE"/>
-                <w:sz w:val="17"/>
-              </w:rPr>
-              <w:t xml:space="preserve">     3  /usr/sbin</w:t>
-              <w:br/>
-            </w:r>
-            <w:r>
-              <w:rPr>
-                <w:rFonts w:ascii="Consolas" w:hAnsi="Consolas"/>
-                <w:color w:val="EEEEEE"/>
-                <w:sz w:val="17"/>
-              </w:rPr>
-              <w:t xml:space="preserve">     4  /usr/bin</w:t>
-              <w:br/>
-            </w:r>
-            <w:r>
-              <w:rPr>
-                <w:rFonts w:ascii="Consolas" w:hAnsi="Consolas"/>
-                <w:color w:val="EEEEEE"/>
-                <w:sz w:val="17"/>
-              </w:rPr>
-              <w:t xml:space="preserve">     5  /sbin</w:t>
-              <w:br/>
-            </w:r>
-            <w:r>
-              <w:rPr>
-                <w:rFonts w:ascii="Consolas" w:hAnsi="Consolas"/>
-                <w:color w:val="EEEEEE"/>
-                <w:sz w:val="17"/>
-              </w:rPr>
-              <w:t xml:space="preserve">     6  /bin</w:t>
-              <w:br/>
-            </w:r>
-            <w:r>
-              <w:rPr>
-                <w:rFonts w:ascii="Consolas" w:hAnsi="Consolas"/>
-                <w:color w:val="EEEEEE"/>
-                <w:sz w:val="17"/>
-              </w:rPr>
-              <w:t xml:space="preserve">     7  /usr/games</w:t>
-              <w:br/>
-            </w:r>
-            <w:r>
-              <w:rPr>
-                <w:rFonts w:ascii="Consolas" w:hAnsi="Consolas"/>
-                <w:color w:val="EEEEEE"/>
-                <w:sz w:val="17"/>
-              </w:rPr>
-              <w:t xml:space="preserve">     8  /usr/local/games</w:t>
-              <w:br/>
-            </w:r>
-            <w:r>
-              <w:rPr>
-                <w:rFonts w:ascii="Consolas" w:hAnsi="Consolas"/>
-                <w:color w:val="EEEEEE"/>
-                <w:sz w:val="17"/>
-              </w:rPr>
-              <w:t xml:space="preserve">     9  /usr/lib/wsl/lib</w:t>
-              <w:br/>
-            </w:r>
-            <w:r>
-              <w:rPr>
-                <w:rFonts w:ascii="Consolas" w:hAnsi="Consolas"/>
-                <w:color w:val="EEEEEE"/>
-                <w:sz w:val="17"/>
-              </w:rPr>
-              <w:t xml:space="preserve">    10  /usr/lib/linux-tools/6.18.54.1-microsoft-standard-WSL2/bin</w:t>
-              <w:br/>
-            </w:r>
-            <w:r>
-              <w:rPr>
-                <w:rFonts w:ascii="Consolas" w:hAnsi="Consolas"/>
-                <w:color w:val="EEEEEE"/>
-                <w:sz w:val="17"/>
-              </w:rPr>
-              <w:t xml:space="preserve">    11  /snap/bin</w:t>
-              <w:br/>
-            </w:r>
-            <w:r>
-              <w:rPr>
-                <w:rFonts w:ascii="Consolas" w:hAnsi="Consolas"/>
-                <w:color w:val="8AE234"/>
-                <w:sz w:val="17"/>
-              </w:rPr>
-              <w:t>maxim@MaxCrt:~/os-lab3$ nosuchcommand_42; echo "exit code: $?"</w:t>
-              <w:br/>
-            </w:r>
-            <w:r>
-              <w:rPr>
-                <w:rFonts w:ascii="Consolas" w:hAnsi="Consolas"/>
-                <w:color w:val="EEEEEE"/>
-                <w:sz w:val="17"/>
-              </w:rPr>
-              <w:t>/home/maxim/LABSSO/tools/capture.sh: line 32: nosuchcommand_42: command not found</w:t>
-              <w:br/>
-            </w:r>
-            <w:r>
-              <w:rPr>
-                <w:rFonts w:ascii="Consolas" w:hAnsi="Consolas"/>
-                <w:color w:val="EEEEEE"/>
-                <w:sz w:val="17"/>
-              </w:rPr>
-              <w:t>exit code: 127</w:t>
-              <w:br/>
-            </w:r>
-            <w:r>
-              <w:rPr>
-                <w:rFonts w:ascii="Consolas" w:hAnsi="Consolas"/>
-                <w:color w:val="8AE234"/>
-                <w:sz w:val="17"/>
-              </w:rPr>
-              <w:t>maxim@MaxCrt:~/os-lab3$ help cd | head -n 2</w:t>
-              <w:br/>
-            </w:r>
-            <w:r>
-              <w:rPr>
-                <w:rFonts w:ascii="Consolas" w:hAnsi="Consolas"/>
-                <w:color w:val="EEEEEE"/>
-                <w:sz w:val="17"/>
-              </w:rPr>
-              <w:t>cd: cd [-L|[-P [-e]]] [-@] [dir]</w:t>
-              <w:br/>
-            </w:r>
-            <w:r>
-              <w:rPr>
-                <w:rFonts w:ascii="Consolas" w:hAnsi="Consolas"/>
-                <w:color w:val="EEEEEE"/>
-                <w:sz w:val="17"/>
-              </w:rPr>
-              <w:t xml:space="preserve">    Change the shell working directory.</w:t>
-              <w:br/>
-            </w:r>
-            <w:r>
-              <w:rPr>
-                <w:rFonts w:ascii="Consolas" w:hAnsi="Consolas"/>
-                <w:color w:val="8AE234"/>
-                <w:sz w:val="17"/>
-              </w:rPr>
-              <w:t>maxim@MaxCrt:~/os-lab3$ whatis ls</w:t>
-              <w:br/>
-            </w:r>
-            <w:r>
-              <w:rPr>
-                <w:rFonts w:ascii="Consolas" w:hAnsi="Consolas"/>
-                <w:color w:val="EEEEEE"/>
-                <w:sz w:val="17"/>
-              </w:rPr>
-              <w:t>ls (1)               - List directory contents. Ignore files and directories starting with a '.' by default</w:t>
-            </w:r>
-          </w:p>
-        </w:tc>
-      </w:tr>
-    </w:tbl>
+      </w:pPr>
+      <w:r>
+        <w:drawing>
+          <wp:inline xmlns:a="http://schemas.openxmlformats.org/drawingml/2006/main" xmlns:pic="http://schemas.openxmlformats.org/drawingml/2006/picture">
+            <wp:extent cx="5837142" cy="2787428"/>
+            <wp:docPr id="2" name="Picture 2"/>
+            <wp:cNvGraphicFramePr>
+              <a:graphicFrameLocks noChangeAspect="1"/>
+            </wp:cNvGraphicFramePr>
+            <a:graphic>
+              <a:graphicData uri="http://schemas.openxmlformats.org/drawingml/2006/picture">
+                <pic:pic>
+                  <pic:nvPicPr>
+                    <pic:cNvPr id="0" name="image.png"/>
+                    <pic:cNvPicPr/>
+                  </pic:nvPicPr>
+                  <pic:blipFill>
+                    <a:blip r:embed="rId10"/>
+                    <a:stretch>
+                      <a:fillRect/>
+                    </a:stretch>
+                  </pic:blipFill>
+                  <pic:spPr>
+                    <a:xfrm>
+                      <a:off x="0" y="0"/>
+                      <a:ext cx="5837142" cy="2787428"/>
+                    </a:xfrm>
+                    <a:prstGeom prst="rect"/>
+                  </pic:spPr>
+                </pic:pic>
+              </a:graphicData>
+            </a:graphic>
+          </wp:inline>
+        </w:drawing>
+      </w:r>
+    </w:p>
     <w:p>
       <w:pPr>
         <w:spacing w:before="60" w:after="200"/>
@@ -864,7 +687,7 @@
         <w:t>$PATH</w:t>
       </w:r>
       <w:r>
-        <w:t xml:space="preserve"> conține 11 directoare. Shell-ul le parcurge în ordine și rulează primul fișier executabil cu numele cerut, de aceea </w:t>
+        <w:t xml:space="preserve"> conține 10 directoare. Shell-ul le parcurge în ordine și rulează primul fișier executabil cu numele cerut, de aceea </w:t>
       </w:r>
       <w:r>
         <w:rPr>
@@ -917,7 +740,7 @@
           <w:rFonts w:ascii="Consolas" w:hAnsi="Consolas"/>
           <w:sz w:val="21"/>
         </w:rPr>
-        <w:t>capture.sh: line 32:</w:t>
+        <w:t>capture.sh: line 63:</w:t>
       </w:r>
       <w:r>
         <w:t xml:space="preserve"> deoarece comanda a fost executată de scriptul de captură (prin </w:t>
@@ -941,163 +764,47 @@
         <w:t>4. Partea 2 – ce face shell-ul cu linia de comandă</w:t>
       </w:r>
     </w:p>
-    <w:tbl>
-      <w:tblPr>
-        <w:tblW w:type="auto" w:w="0"/>
+    <w:p>
+      <w:pPr>
+        <w:keepNext/>
+        <w:spacing w:after="0"/>
         <w:jc w:val="center"/>
-        <w:tblLook w:firstColumn="1" w:firstRow="1" w:lastColumn="0" w:lastRow="0" w:noHBand="0" w:noVBand="1" w:val="04A0"/>
-      </w:tblPr>
-      <w:tblGrid>
-        <w:gridCol w:w="9639"/>
-      </w:tblGrid>
-      <w:tr>
-        <w:tc>
-          <w:tcPr>
-            <w:tcW w:type="dxa" w:w="9639"/>
-            <w:shd w:val="clear" w:color="auto" w:fill="1E1E1E"/>
-          </w:tcPr>
-          <w:p>
-            <w:pPr>
-              <w:spacing w:after="0" w:line="240" w:lineRule="auto"/>
-            </w:pPr>
-            <w:r>
-              <w:rPr>
-                <w:rFonts w:ascii="Consolas" w:hAnsi="Consolas"/>
-                <w:color w:val="8AE234"/>
-                <w:sz w:val="17"/>
-              </w:rPr>
-              <w:t>maxim@MaxCrt:~/os-lab3$ name=$(whoami)</w:t>
-              <w:br/>
-            </w:r>
-            <w:r>
-              <w:rPr>
-                <w:rFonts w:ascii="Consolas" w:hAnsi="Consolas"/>
-                <w:color w:val="8AE234"/>
-                <w:sz w:val="17"/>
-              </w:rPr>
-              <w:t>maxim@MaxCrt:~/os-lab3$ echo 'single: $name $(date +%A)'</w:t>
-              <w:br/>
-            </w:r>
-            <w:r>
-              <w:rPr>
-                <w:rFonts w:ascii="Consolas" w:hAnsi="Consolas"/>
-                <w:color w:val="EEEEEE"/>
-                <w:sz w:val="17"/>
-              </w:rPr>
-              <w:t>single: $name $(date +%A)</w:t>
-              <w:br/>
-            </w:r>
-            <w:r>
-              <w:rPr>
-                <w:rFonts w:ascii="Consolas" w:hAnsi="Consolas"/>
-                <w:color w:val="8AE234"/>
-                <w:sz w:val="17"/>
-              </w:rPr>
-              <w:t>maxim@MaxCrt:~/os-lab3$ echo "double: $name $(date +%A)"</w:t>
-              <w:br/>
-            </w:r>
-            <w:r>
-              <w:rPr>
-                <w:rFonts w:ascii="Consolas" w:hAnsi="Consolas"/>
-                <w:color w:val="EEEEEE"/>
-                <w:sz w:val="17"/>
-              </w:rPr>
-              <w:t>double: maxim Monday</w:t>
-              <w:br/>
-            </w:r>
-            <w:r>
-              <w:rPr>
-                <w:rFonts w:ascii="Consolas" w:hAnsi="Consolas"/>
-                <w:color w:val="8AE234"/>
-                <w:sz w:val="17"/>
-              </w:rPr>
-              <w:t>maxim@MaxCrt:~/os-lab3$ touch 'alfa beta.txt' x.txt y.txt</w:t>
-              <w:br/>
-            </w:r>
-            <w:r>
-              <w:rPr>
-                <w:rFonts w:ascii="Consolas" w:hAnsi="Consolas"/>
-                <w:color w:val="8AE234"/>
-                <w:sz w:val="17"/>
-              </w:rPr>
-              <w:t>maxim@MaxCrt:~/os-lab3$ ls -l alfa beta.txt</w:t>
-              <w:br/>
-            </w:r>
-            <w:r>
-              <w:rPr>
-                <w:rFonts w:ascii="Consolas" w:hAnsi="Consolas"/>
-                <w:color w:val="EEEEEE"/>
-                <w:sz w:val="17"/>
-              </w:rPr>
-              <w:t>ls: cannot access 'alfa': No such file or directory</w:t>
-              <w:br/>
-            </w:r>
-            <w:r>
-              <w:rPr>
-                <w:rFonts w:ascii="Consolas" w:hAnsi="Consolas"/>
-                <w:color w:val="EEEEEE"/>
-                <w:sz w:val="17"/>
-              </w:rPr>
-              <w:t>ls: cannot access 'beta.txt': No such file or directory</w:t>
-              <w:br/>
-            </w:r>
-            <w:r>
-              <w:rPr>
-                <w:rFonts w:ascii="Consolas" w:hAnsi="Consolas"/>
-                <w:color w:val="8AE234"/>
-                <w:sz w:val="17"/>
-              </w:rPr>
-              <w:t>maxim@MaxCrt:~/os-lab3$ ls -l 'alfa beta.txt'</w:t>
-              <w:br/>
-            </w:r>
-            <w:r>
-              <w:rPr>
-                <w:rFonts w:ascii="Consolas" w:hAnsi="Consolas"/>
-                <w:color w:val="EEEEEE"/>
-                <w:sz w:val="17"/>
-              </w:rPr>
-              <w:t>-rw-r--r-- 1 maxim maxim 0 Oct 26 10:30 alfa beta.txt</w:t>
-              <w:br/>
-            </w:r>
-            <w:r>
-              <w:rPr>
-                <w:rFonts w:ascii="Consolas" w:hAnsi="Consolas"/>
-                <w:color w:val="8AE234"/>
-                <w:sz w:val="17"/>
-              </w:rPr>
-              <w:t>maxim@MaxCrt:~/os-lab3$ echo *.txt</w:t>
-              <w:br/>
-            </w:r>
-            <w:r>
-              <w:rPr>
-                <w:rFonts w:ascii="Consolas" w:hAnsi="Consolas"/>
-                <w:color w:val="EEEEEE"/>
-                <w:sz w:val="17"/>
-              </w:rPr>
-              <w:t>alfa beta.txt x.txt y.txt</w:t>
-              <w:br/>
-            </w:r>
-            <w:r>
-              <w:rPr>
-                <w:rFonts w:ascii="Consolas" w:hAnsi="Consolas"/>
-                <w:color w:val="8AE234"/>
-                <w:sz w:val="17"/>
-              </w:rPr>
-              <w:t>maxim@MaxCrt:~/os-lab3$ echo '*.txt'</w:t>
-              <w:br/>
-            </w:r>
-            <w:r>
-              <w:rPr>
-                <w:rFonts w:ascii="Consolas" w:hAnsi="Consolas"/>
-                <w:color w:val="EEEEEE"/>
-                <w:sz w:val="17"/>
-              </w:rPr>
-              <w:t>*.txt</w:t>
-            </w:r>
-          </w:p>
-        </w:tc>
-      </w:tr>
-    </w:tbl>
+      </w:pPr>
+      <w:r>
+        <w:drawing>
+          <wp:inline xmlns:a="http://schemas.openxmlformats.org/drawingml/2006/main" xmlns:pic="http://schemas.openxmlformats.org/drawingml/2006/picture">
+            <wp:extent cx="5837142" cy="1836000"/>
+            <wp:docPr id="3" name="Picture 3"/>
+            <wp:cNvGraphicFramePr>
+              <a:graphicFrameLocks noChangeAspect="1"/>
+            </wp:cNvGraphicFramePr>
+            <a:graphic>
+              <a:graphicData uri="http://schemas.openxmlformats.org/drawingml/2006/picture">
+                <pic:pic>
+                  <pic:nvPicPr>
+                    <pic:cNvPr id="0" name="image.png"/>
+                    <pic:cNvPicPr/>
+                  </pic:nvPicPr>
+                  <pic:blipFill>
+                    <a:blip r:embed="rId11"/>
+                    <a:stretch>
+                      <a:fillRect/>
+                    </a:stretch>
+                  </pic:blipFill>
+                  <pic:spPr>
+                    <a:xfrm>
+                      <a:off x="0" y="0"/>
+                      <a:ext cx="5837142" cy="1836000"/>
+                    </a:xfrm>
+                    <a:prstGeom prst="rect"/>
+                  </pic:spPr>
+                </pic:pic>
+              </a:graphicData>
+            </a:graphic>
+          </wp:inline>
+        </w:drawing>
+      </w:r>
+    </w:p>
     <w:p>
       <w:pPr>
         <w:spacing w:before="60" w:after="200"/>
@@ -1285,190 +992,47 @@
         <w:t>5. Partea 3 – redirecționare, înlănțuire și job-uri</w:t>
       </w:r>
     </w:p>
-    <w:tbl>
-      <w:tblPr>
-        <w:tblW w:type="auto" w:w="0"/>
+    <w:p>
+      <w:pPr>
+        <w:keepNext/>
+        <w:spacing w:after="0"/>
         <w:jc w:val="center"/>
-        <w:tblLook w:firstColumn="1" w:firstRow="1" w:lastColumn="0" w:lastRow="0" w:noHBand="0" w:noVBand="1" w:val="04A0"/>
-      </w:tblPr>
-      <w:tblGrid>
-        <w:gridCol w:w="9639"/>
-      </w:tblGrid>
-      <w:tr>
-        <w:tc>
-          <w:tcPr>
-            <w:tcW w:type="dxa" w:w="9639"/>
-            <w:shd w:val="clear" w:color="auto" w:fill="1E1E1E"/>
-          </w:tcPr>
-          <w:p>
-            <w:pPr>
-              <w:spacing w:after="0" w:line="240" w:lineRule="auto"/>
-            </w:pPr>
-            <w:r>
-              <w:rPr>
-                <w:rFonts w:ascii="Consolas" w:hAnsi="Consolas"/>
-                <w:color w:val="8AE234"/>
-                <w:sz w:val="17"/>
-              </w:rPr>
-              <w:t>maxim@MaxCrt:~/os-lab3$ ls /etc/hostname /nosuchdir &gt; out.txt 2&gt; err.txt; echo "exit=$?"</w:t>
-              <w:br/>
-            </w:r>
-            <w:r>
-              <w:rPr>
-                <w:rFonts w:ascii="Consolas" w:hAnsi="Consolas"/>
-                <w:color w:val="EEEEEE"/>
-                <w:sz w:val="17"/>
-              </w:rPr>
-              <w:t>exit=2</w:t>
-              <w:br/>
-            </w:r>
-            <w:r>
-              <w:rPr>
-                <w:rFonts w:ascii="Consolas" w:hAnsi="Consolas"/>
-                <w:color w:val="8AE234"/>
-                <w:sz w:val="17"/>
-              </w:rPr>
-              <w:t>maxim@MaxCrt:~/os-lab3$ cat out.txt; cat err.txt</w:t>
-              <w:br/>
-            </w:r>
-            <w:r>
-              <w:rPr>
-                <w:rFonts w:ascii="Consolas" w:hAnsi="Consolas"/>
-                <w:color w:val="EEEEEE"/>
-                <w:sz w:val="17"/>
-              </w:rPr>
-              <w:t>/etc/hostname</w:t>
-              <w:br/>
-            </w:r>
-            <w:r>
-              <w:rPr>
-                <w:rFonts w:ascii="Consolas" w:hAnsi="Consolas"/>
-                <w:color w:val="EEEEEE"/>
-                <w:sz w:val="17"/>
-              </w:rPr>
-              <w:t>ls: cannot access '/nosuchdir': No such file or directory</w:t>
-              <w:br/>
-            </w:r>
-            <w:r>
-              <w:rPr>
-                <w:rFonts w:ascii="Consolas" w:hAnsi="Consolas"/>
-                <w:color w:val="8AE234"/>
-                <w:sz w:val="17"/>
-              </w:rPr>
-              <w:t>maxim@MaxCrt:~/os-lab3$ echo first &gt; log.txt; echo second &gt;&gt; log.txt; cat log.txt</w:t>
-              <w:br/>
-            </w:r>
-            <w:r>
-              <w:rPr>
-                <w:rFonts w:ascii="Consolas" w:hAnsi="Consolas"/>
-                <w:color w:val="EEEEEE"/>
-                <w:sz w:val="17"/>
-              </w:rPr>
-              <w:t>first</w:t>
-              <w:br/>
-            </w:r>
-            <w:r>
-              <w:rPr>
-                <w:rFonts w:ascii="Consolas" w:hAnsi="Consolas"/>
-                <w:color w:val="EEEEEE"/>
-                <w:sz w:val="17"/>
-              </w:rPr>
-              <w:t>second</w:t>
-              <w:br/>
-            </w:r>
-            <w:r>
-              <w:rPr>
-                <w:rFonts w:ascii="Consolas" w:hAnsi="Consolas"/>
-                <w:color w:val="8AE234"/>
-                <w:sz w:val="17"/>
-              </w:rPr>
-              <w:t>maxim@MaxCrt:~/os-lab3$ mkdir -p tmpdir &amp;&amp; echo created || echo failed</w:t>
-              <w:br/>
-            </w:r>
-            <w:r>
-              <w:rPr>
-                <w:rFonts w:ascii="Consolas" w:hAnsi="Consolas"/>
-                <w:color w:val="EEEEEE"/>
-                <w:sz w:val="17"/>
-              </w:rPr>
-              <w:t>created</w:t>
-              <w:br/>
-            </w:r>
-            <w:r>
-              <w:rPr>
-                <w:rFonts w:ascii="Consolas" w:hAnsi="Consolas"/>
-                <w:color w:val="8AE234"/>
-                <w:sz w:val="17"/>
-              </w:rPr>
-              <w:t>maxim@MaxCrt:~/os-lab3$ cd /nosuchdir 2&gt; /dev/null || echo "cd failed with $?"</w:t>
-              <w:br/>
-            </w:r>
-            <w:r>
-              <w:rPr>
-                <w:rFonts w:ascii="Consolas" w:hAnsi="Consolas"/>
-                <w:color w:val="EEEEEE"/>
-                <w:sz w:val="17"/>
-              </w:rPr>
-              <w:t>cd failed with 1</w:t>
-              <w:br/>
-            </w:r>
-            <w:r>
-              <w:rPr>
-                <w:rFonts w:ascii="Consolas" w:hAnsi="Consolas"/>
-                <w:color w:val="8AE234"/>
-                <w:sz w:val="17"/>
-              </w:rPr>
-              <w:t>maxim@MaxCrt:~/os-lab3$ ls /etc | wc -l</w:t>
-              <w:br/>
-            </w:r>
-            <w:r>
-              <w:rPr>
-                <w:rFonts w:ascii="Consolas" w:hAnsi="Consolas"/>
-                <w:color w:val="EEEEEE"/>
-                <w:sz w:val="17"/>
-              </w:rPr>
-              <w:t>174</w:t>
-              <w:br/>
-            </w:r>
-            <w:r>
-              <w:rPr>
-                <w:rFonts w:ascii="Consolas" w:hAnsi="Consolas"/>
-                <w:color w:val="8AE234"/>
-                <w:sz w:val="17"/>
-              </w:rPr>
-              <w:t>maxim@MaxCrt:~/os-lab3$ sleep 60 &amp; jobs; kill %1; wait; echo "after kill: $(jobs | wc -l) jobs"</w:t>
-              <w:br/>
-            </w:r>
-            <w:r>
-              <w:rPr>
-                <w:rFonts w:ascii="Consolas" w:hAnsi="Consolas"/>
-                <w:color w:val="EEEEEE"/>
-                <w:sz w:val="17"/>
-              </w:rPr>
-              <w:t>[1]+  Running                    sleep 60 &amp;</w:t>
-              <w:br/>
-            </w:r>
-            <w:r>
-              <w:rPr>
-                <w:rFonts w:ascii="Consolas" w:hAnsi="Consolas"/>
-                <w:color w:val="EEEEEE"/>
-                <w:sz w:val="17"/>
-              </w:rPr>
-              <w:t>/home/maxim/LABSSO/tools/capture.sh: line 1: wait_for: No record of process 147</w:t>
-              <w:br/>
-            </w:r>
-            <w:r>
-              <w:rPr>
-                <w:rFonts w:ascii="Consolas" w:hAnsi="Consolas"/>
-                <w:color w:val="EEEEEE"/>
-                <w:sz w:val="17"/>
-              </w:rPr>
-              <w:t>after kill: 0 jobs</w:t>
-            </w:r>
-          </w:p>
-        </w:tc>
-      </w:tr>
-    </w:tbl>
+      </w:pPr>
+      <w:r>
+        <w:drawing>
+          <wp:inline xmlns:a="http://schemas.openxmlformats.org/drawingml/2006/main" xmlns:pic="http://schemas.openxmlformats.org/drawingml/2006/picture">
+            <wp:extent cx="5837142" cy="2062285"/>
+            <wp:docPr id="4" name="Picture 4"/>
+            <wp:cNvGraphicFramePr>
+              <a:graphicFrameLocks noChangeAspect="1"/>
+            </wp:cNvGraphicFramePr>
+            <a:graphic>
+              <a:graphicData uri="http://schemas.openxmlformats.org/drawingml/2006/picture">
+                <pic:pic>
+                  <pic:nvPicPr>
+                    <pic:cNvPr id="0" name="image.png"/>
+                    <pic:cNvPicPr/>
+                  </pic:nvPicPr>
+                  <pic:blipFill>
+                    <a:blip r:embed="rId12"/>
+                    <a:stretch>
+                      <a:fillRect/>
+                    </a:stretch>
+                  </pic:blipFill>
+                  <pic:spPr>
+                    <a:xfrm>
+                      <a:off x="0" y="0"/>
+                      <a:ext cx="5837142" cy="2062285"/>
+                    </a:xfrm>
+                    <a:prstGeom prst="rect"/>
+                  </pic:spPr>
+                </pic:pic>
+              </a:graphicData>
+            </a:graphic>
+          </wp:inline>
+        </w:drawing>
+      </w:r>
+    </w:p>
     <w:p>
       <w:pPr>
         <w:spacing w:before="60" w:after="200"/>
@@ -1653,7 +1217,7 @@
         <w:t>/etc</w:t>
       </w:r>
       <w:r>
-        <w:t xml:space="preserve"> sunt 174 de intrări.</w:t>
+        <w:t xml:space="preserve"> sunt 175 de intrări.</w:t>
       </w:r>
     </w:p>
     <w:p>
@@ -2311,434 +1875,47 @@
         <w:t>Listing 3.1 – oneliners.sh – câte un pipe pentru fiecare întrebare</w:t>
       </w:r>
     </w:p>
-    <w:tbl>
-      <w:tblPr>
-        <w:tblW w:type="auto" w:w="0"/>
+    <w:p>
+      <w:pPr>
+        <w:keepNext/>
+        <w:spacing w:after="0"/>
         <w:jc w:val="center"/>
-        <w:tblLook w:firstColumn="1" w:firstRow="1" w:lastColumn="0" w:lastRow="0" w:noHBand="0" w:noVBand="1" w:val="04A0"/>
-      </w:tblPr>
-      <w:tblGrid>
-        <w:gridCol w:w="9639"/>
-      </w:tblGrid>
-      <w:tr>
-        <w:tc>
-          <w:tcPr>
-            <w:tcW w:type="dxa" w:w="9639"/>
-            <w:shd w:val="clear" w:color="auto" w:fill="1E1E1E"/>
-          </w:tcPr>
-          <w:p>
-            <w:pPr>
-              <w:spacing w:after="0" w:line="240" w:lineRule="auto"/>
-            </w:pPr>
-            <w:r>
-              <w:rPr>
-                <w:rFonts w:ascii="Consolas" w:hAnsi="Consolas"/>
-                <w:color w:val="8AE234"/>
-                <w:sz w:val="17"/>
-              </w:rPr>
-              <w:t>maxim@MaxCrt:~/os-lab3$ rm -f *.txt; rm -rf tmpdir</w:t>
-              <w:br/>
-            </w:r>
-            <w:r>
-              <w:rPr>
-                <w:rFonts w:ascii="Consolas" w:hAnsi="Consolas"/>
-                <w:color w:val="8AE234"/>
-                <w:sz w:val="17"/>
-              </w:rPr>
-              <w:t>maxim@MaxCrt:~/os-lab3$ ./gen_log.sh</w:t>
-              <w:br/>
-            </w:r>
-            <w:r>
-              <w:rPr>
-                <w:rFonts w:ascii="Consolas" w:hAnsi="Consolas"/>
-                <w:color w:val="EEEEEE"/>
-                <w:sz w:val="17"/>
-              </w:rPr>
-              <w:t>generated 500 lines in access.log</w:t>
-              <w:br/>
-            </w:r>
-            <w:r>
-              <w:rPr>
-                <w:rFonts w:ascii="Consolas" w:hAnsi="Consolas"/>
-                <w:color w:val="8AE234"/>
-                <w:sz w:val="17"/>
-              </w:rPr>
-              <w:t>maxim@MaxCrt:~/os-lab3$ head -n 3 access.log; wc -l access.log</w:t>
-              <w:br/>
-            </w:r>
-            <w:r>
-              <w:rPr>
-                <w:rFonts w:ascii="Consolas" w:hAnsi="Consolas"/>
-                <w:color w:val="EEEEEE"/>
-                <w:sz w:val="17"/>
-              </w:rPr>
-              <w:t>2026-10-05 10:01 user1 OK /page1</w:t>
-              <w:br/>
-            </w:r>
-            <w:r>
-              <w:rPr>
-                <w:rFonts w:ascii="Consolas" w:hAnsi="Consolas"/>
-                <w:color w:val="EEEEEE"/>
-                <w:sz w:val="17"/>
-              </w:rPr>
-              <w:t>2026-10-05 10:02 user2 OK /page2</w:t>
-              <w:br/>
-            </w:r>
-            <w:r>
-              <w:rPr>
-                <w:rFonts w:ascii="Consolas" w:hAnsi="Consolas"/>
-                <w:color w:val="EEEEEE"/>
-                <w:sz w:val="17"/>
-              </w:rPr>
-              <w:t>2026-10-05 10:03 user3 OK /page3</w:t>
-              <w:br/>
-            </w:r>
-            <w:r>
-              <w:rPr>
-                <w:rFonts w:ascii="Consolas" w:hAnsi="Consolas"/>
-                <w:color w:val="EEEEEE"/>
-                <w:sz w:val="17"/>
-              </w:rPr>
-              <w:t>500 access.log</w:t>
-              <w:br/>
-            </w:r>
-            <w:r>
-              <w:rPr>
-                <w:rFonts w:ascii="Consolas" w:hAnsi="Consolas"/>
-                <w:color w:val="8AE234"/>
-                <w:sz w:val="17"/>
-              </w:rPr>
-              <w:t>maxim@MaxCrt:~/os-lab3$ bash oneliners.sh</w:t>
-              <w:br/>
-            </w:r>
-            <w:r>
-              <w:rPr>
-                <w:rFonts w:ascii="Consolas" w:hAnsi="Consolas"/>
-                <w:color w:val="EEEEEE"/>
-                <w:sz w:val="17"/>
-              </w:rPr>
-              <w:br/>
-            </w:r>
-            <w:r>
-              <w:rPr>
-                <w:rFonts w:ascii="Consolas" w:hAnsi="Consolas"/>
-                <w:color w:val="EEEEEE"/>
-                <w:sz w:val="17"/>
-              </w:rPr>
-              <w:t>--- Q1. How many requests failed? ---</w:t>
-              <w:br/>
-            </w:r>
-            <w:r>
-              <w:rPr>
-                <w:rFonts w:ascii="Consolas" w:hAnsi="Consolas"/>
-                <w:color w:val="EEEEEE"/>
-                <w:sz w:val="17"/>
-              </w:rPr>
-              <w:t>100</w:t>
-              <w:br/>
-            </w:r>
-            <w:r>
-              <w:rPr>
-                <w:rFonts w:ascii="Consolas" w:hAnsi="Consolas"/>
-                <w:color w:val="EEEEEE"/>
-                <w:sz w:val="17"/>
-              </w:rPr>
-              <w:br/>
-            </w:r>
-            <w:r>
-              <w:rPr>
-                <w:rFonts w:ascii="Consolas" w:hAnsi="Consolas"/>
-                <w:color w:val="EEEEEE"/>
-                <w:sz w:val="17"/>
-              </w:rPr>
-              <w:t>--- Q2. Which distinct pages were requested? ---</w:t>
-              <w:br/>
-            </w:r>
-            <w:r>
-              <w:rPr>
-                <w:rFonts w:ascii="Consolas" w:hAnsi="Consolas"/>
-                <w:color w:val="EEEEEE"/>
-                <w:sz w:val="17"/>
-              </w:rPr>
-              <w:t>/page0</w:t>
-              <w:br/>
-            </w:r>
-            <w:r>
-              <w:rPr>
-                <w:rFonts w:ascii="Consolas" w:hAnsi="Consolas"/>
-                <w:color w:val="EEEEEE"/>
-                <w:sz w:val="17"/>
-              </w:rPr>
-              <w:t>/page1</w:t>
-              <w:br/>
-            </w:r>
-            <w:r>
-              <w:rPr>
-                <w:rFonts w:ascii="Consolas" w:hAnsi="Consolas"/>
-                <w:color w:val="EEEEEE"/>
-                <w:sz w:val="17"/>
-              </w:rPr>
-              <w:t>/page2</w:t>
-              <w:br/>
-            </w:r>
-            <w:r>
-              <w:rPr>
-                <w:rFonts w:ascii="Consolas" w:hAnsi="Consolas"/>
-                <w:color w:val="EEEEEE"/>
-                <w:sz w:val="17"/>
-              </w:rPr>
-              <w:t>/page3</w:t>
-              <w:br/>
-            </w:r>
-            <w:r>
-              <w:rPr>
-                <w:rFonts w:ascii="Consolas" w:hAnsi="Consolas"/>
-                <w:color w:val="EEEEEE"/>
-                <w:sz w:val="17"/>
-              </w:rPr>
-              <w:br/>
-            </w:r>
-            <w:r>
-              <w:rPr>
-                <w:rFonts w:ascii="Consolas" w:hAnsi="Consolas"/>
-                <w:color w:val="EEEEEE"/>
-                <w:sz w:val="17"/>
-              </w:rPr>
-              <w:t>--- Q3. How many hits did each page get? ---</w:t>
-              <w:br/>
-            </w:r>
-            <w:r>
-              <w:rPr>
-                <w:rFonts w:ascii="Consolas" w:hAnsi="Consolas"/>
-                <w:color w:val="EEEEEE"/>
-                <w:sz w:val="17"/>
-              </w:rPr>
-              <w:t xml:space="preserve">    125 /page0</w:t>
-              <w:br/>
-            </w:r>
-            <w:r>
-              <w:rPr>
-                <w:rFonts w:ascii="Consolas" w:hAnsi="Consolas"/>
-                <w:color w:val="EEEEEE"/>
-                <w:sz w:val="17"/>
-              </w:rPr>
-              <w:t xml:space="preserve">    125 /page1</w:t>
-              <w:br/>
-            </w:r>
-            <w:r>
-              <w:rPr>
-                <w:rFonts w:ascii="Consolas" w:hAnsi="Consolas"/>
-                <w:color w:val="EEEEEE"/>
-                <w:sz w:val="17"/>
-              </w:rPr>
-              <w:t xml:space="preserve">    125 /page2</w:t>
-              <w:br/>
-            </w:r>
-            <w:r>
-              <w:rPr>
-                <w:rFonts w:ascii="Consolas" w:hAnsi="Consolas"/>
-                <w:color w:val="EEEEEE"/>
-                <w:sz w:val="17"/>
-              </w:rPr>
-              <w:t xml:space="preserve">    125 /page3</w:t>
-              <w:br/>
-            </w:r>
-            <w:r>
-              <w:rPr>
-                <w:rFonts w:ascii="Consolas" w:hAnsi="Consolas"/>
-                <w:color w:val="EEEEEE"/>
-                <w:sz w:val="17"/>
-              </w:rPr>
-              <w:br/>
-            </w:r>
-            <w:r>
-              <w:rPr>
-                <w:rFonts w:ascii="Consolas" w:hAnsi="Consolas"/>
-                <w:color w:val="EEEEEE"/>
-                <w:sz w:val="17"/>
-              </w:rPr>
-              <w:t>--- Q4. Which user has the most failures? (all users tied for first place) ---</w:t>
-              <w:br/>
-            </w:r>
-            <w:r>
-              <w:rPr>
-                <w:rFonts w:ascii="Consolas" w:hAnsi="Consolas"/>
-                <w:color w:val="EEEEEE"/>
-                <w:sz w:val="17"/>
-              </w:rPr>
-              <w:t xml:space="preserve">     15 user3</w:t>
-              <w:br/>
-            </w:r>
-            <w:r>
-              <w:rPr>
-                <w:rFonts w:ascii="Consolas" w:hAnsi="Consolas"/>
-                <w:color w:val="EEEEEE"/>
-                <w:sz w:val="17"/>
-              </w:rPr>
-              <w:t xml:space="preserve">     15 user5</w:t>
-              <w:br/>
-            </w:r>
-            <w:r>
-              <w:rPr>
-                <w:rFonts w:ascii="Consolas" w:hAnsi="Consolas"/>
-                <w:color w:val="EEEEEE"/>
-                <w:sz w:val="17"/>
-              </w:rPr>
-              <w:br/>
-            </w:r>
-            <w:r>
-              <w:rPr>
-                <w:rFonts w:ascii="Consolas" w:hAnsi="Consolas"/>
-                <w:color w:val="EEEEEE"/>
-                <w:sz w:val="17"/>
-              </w:rPr>
-              <w:t>--- Q5. user3: all requests vs failed requests ---</w:t>
-              <w:br/>
-            </w:r>
-            <w:r>
-              <w:rPr>
-                <w:rFonts w:ascii="Consolas" w:hAnsi="Consolas"/>
-                <w:color w:val="EEEEEE"/>
-                <w:sz w:val="17"/>
-              </w:rPr>
-              <w:t>all=72 failed=15</w:t>
-              <w:br/>
-            </w:r>
-            <w:r>
-              <w:rPr>
-                <w:rFonts w:ascii="Consolas" w:hAnsi="Consolas"/>
-                <w:color w:val="EEEEEE"/>
-                <w:sz w:val="17"/>
-              </w:rPr>
-              <w:br/>
-            </w:r>
-            <w:r>
-              <w:rPr>
-                <w:rFonts w:ascii="Consolas" w:hAnsi="Consolas"/>
-                <w:color w:val="EEEEEE"/>
-                <w:sz w:val="17"/>
-              </w:rPr>
-              <w:t>--- Q6. Time and user of the last 3 failures ---</w:t>
-              <w:br/>
-            </w:r>
-            <w:r>
-              <w:rPr>
-                <w:rFonts w:ascii="Consolas" w:hAnsi="Consolas"/>
-                <w:color w:val="EEEEEE"/>
-                <w:sz w:val="17"/>
-              </w:rPr>
-              <w:t>10:10 user0</w:t>
-              <w:br/>
-            </w:r>
-            <w:r>
-              <w:rPr>
-                <w:rFonts w:ascii="Consolas" w:hAnsi="Consolas"/>
-                <w:color w:val="EEEEEE"/>
-                <w:sz w:val="17"/>
-              </w:rPr>
-              <w:t>10:15 user5</w:t>
-              <w:br/>
-            </w:r>
-            <w:r>
-              <w:rPr>
-                <w:rFonts w:ascii="Consolas" w:hAnsi="Consolas"/>
-                <w:color w:val="EEEEEE"/>
-                <w:sz w:val="17"/>
-              </w:rPr>
-              <w:t>10:20 user3</w:t>
-              <w:br/>
-            </w:r>
-            <w:r>
-              <w:rPr>
-                <w:rFonts w:ascii="Consolas" w:hAnsi="Consolas"/>
-                <w:color w:val="EEEEEE"/>
-                <w:sz w:val="17"/>
-              </w:rPr>
-              <w:br/>
-            </w:r>
-            <w:r>
-              <w:rPr>
-                <w:rFonts w:ascii="Consolas" w:hAnsi="Consolas"/>
-                <w:color w:val="EEEEEE"/>
-                <w:sz w:val="17"/>
-              </w:rPr>
-              <w:t>--- Q7. Login shells in /etc/passwd (count per shell) ---</w:t>
-              <w:br/>
-            </w:r>
-            <w:r>
-              <w:rPr>
-                <w:rFonts w:ascii="Consolas" w:hAnsi="Consolas"/>
-                <w:color w:val="EEEEEE"/>
-                <w:sz w:val="17"/>
-              </w:rPr>
-              <w:t xml:space="preserve">     23 /usr/sbin/nologin</w:t>
-              <w:br/>
-            </w:r>
-            <w:r>
-              <w:rPr>
-                <w:rFonts w:ascii="Consolas" w:hAnsi="Consolas"/>
-                <w:color w:val="EEEEEE"/>
-                <w:sz w:val="17"/>
-              </w:rPr>
-              <w:t xml:space="preserve">      2 /bin/bash</w:t>
-              <w:br/>
-            </w:r>
-            <w:r>
-              <w:rPr>
-                <w:rFonts w:ascii="Consolas" w:hAnsi="Consolas"/>
-                <w:color w:val="EEEEEE"/>
-                <w:sz w:val="17"/>
-              </w:rPr>
-              <w:t xml:space="preserve">      1 /bin/sync</w:t>
-              <w:br/>
-            </w:r>
-            <w:r>
-              <w:rPr>
-                <w:rFonts w:ascii="Consolas" w:hAnsi="Consolas"/>
-                <w:color w:val="EEEEEE"/>
-                <w:sz w:val="17"/>
-              </w:rPr>
-              <w:t xml:space="preserve">      1 /bin/false</w:t>
-              <w:br/>
-            </w:r>
-            <w:r>
-              <w:rPr>
-                <w:rFonts w:ascii="Consolas" w:hAnsi="Consolas"/>
-                <w:color w:val="EEEEEE"/>
-                <w:sz w:val="17"/>
-              </w:rPr>
-              <w:br/>
-            </w:r>
-            <w:r>
-              <w:rPr>
-                <w:rFonts w:ascii="Consolas" w:hAnsi="Consolas"/>
-                <w:color w:val="EEEEEE"/>
-                <w:sz w:val="17"/>
-              </w:rPr>
-              <w:t>--- Q8. Lines printed by 'ls /etc' and by 'ls -l /etc' ---</w:t>
-              <w:br/>
-            </w:r>
-            <w:r>
-              <w:rPr>
-                <w:rFonts w:ascii="Consolas" w:hAnsi="Consolas"/>
-                <w:color w:val="EEEEEE"/>
-                <w:sz w:val="17"/>
-              </w:rPr>
-              <w:t>ls /etc    -&gt; 174 lines</w:t>
-              <w:br/>
-            </w:r>
-            <w:r>
-              <w:rPr>
-                <w:rFonts w:ascii="Consolas" w:hAnsi="Consolas"/>
-                <w:color w:val="EEEEEE"/>
-                <w:sz w:val="17"/>
-              </w:rPr>
-              <w:t>ls -l /etc -&gt; 175 lines</w:t>
-            </w:r>
-          </w:p>
-        </w:tc>
-      </w:tr>
-    </w:tbl>
+      </w:pPr>
+      <w:r>
+        <w:drawing>
+          <wp:inline xmlns:a="http://schemas.openxmlformats.org/drawingml/2006/main" xmlns:pic="http://schemas.openxmlformats.org/drawingml/2006/picture">
+            <wp:extent cx="5837142" cy="5153142"/>
+            <wp:docPr id="5" name="Picture 5"/>
+            <wp:cNvGraphicFramePr>
+              <a:graphicFrameLocks noChangeAspect="1"/>
+            </wp:cNvGraphicFramePr>
+            <a:graphic>
+              <a:graphicData uri="http://schemas.openxmlformats.org/drawingml/2006/picture">
+                <pic:pic>
+                  <pic:nvPicPr>
+                    <pic:cNvPr id="0" name="image.png"/>
+                    <pic:cNvPicPr/>
+                  </pic:nvPicPr>
+                  <pic:blipFill>
+                    <a:blip r:embed="rId13"/>
+                    <a:stretch>
+                      <a:fillRect/>
+                    </a:stretch>
+                  </pic:blipFill>
+                  <pic:spPr>
+                    <a:xfrm>
+                      <a:off x="0" y="0"/>
+                      <a:ext cx="5837142" cy="5153142"/>
+                    </a:xfrm>
+                    <a:prstGeom prst="rect"/>
+                  </pic:spPr>
+                </pic:pic>
+              </a:graphicData>
+            </a:graphic>
+          </wp:inline>
+        </w:drawing>
+      </w:r>
+    </w:p>
     <w:p>
       <w:pPr>
         <w:spacing w:before="60" w:after="200"/>
@@ -2807,7 +1984,7 @@
         <w:t>ls -l /etc</w:t>
       </w:r>
       <w:r>
-        <w:t xml:space="preserve"> are cu o linie mai mult (175 față de 174), deoarece formatul lung începe cu linia </w:t>
+        <w:t xml:space="preserve"> are cu o linie mai mult (176 față de 175), deoarece formatul lung începe cu linia </w:t>
       </w:r>
       <w:r>
         <w:rPr>
@@ -3243,208 +2420,47 @@
         <w:t>Listing 3.2 – report.sh</w:t>
       </w:r>
     </w:p>
-    <w:tbl>
-      <w:tblPr>
-        <w:tblW w:type="auto" w:w="0"/>
+    <w:p>
+      <w:pPr>
+        <w:keepNext/>
+        <w:spacing w:after="0"/>
         <w:jc w:val="center"/>
-        <w:tblLook w:firstColumn="1" w:firstRow="1" w:lastColumn="0" w:lastRow="0" w:noHBand="0" w:noVBand="1" w:val="04A0"/>
-      </w:tblPr>
-      <w:tblGrid>
-        <w:gridCol w:w="9639"/>
-      </w:tblGrid>
-      <w:tr>
-        <w:tc>
-          <w:tcPr>
-            <w:tcW w:type="dxa" w:w="9639"/>
-            <w:shd w:val="clear" w:color="auto" w:fill="1E1E1E"/>
-          </w:tcPr>
-          <w:p>
-            <w:pPr>
-              <w:spacing w:after="0" w:line="240" w:lineRule="auto"/>
-            </w:pPr>
-            <w:r>
-              <w:rPr>
-                <w:rFonts w:ascii="Consolas" w:hAnsi="Consolas"/>
-                <w:color w:val="8AE234"/>
-                <w:sz w:val="17"/>
-              </w:rPr>
-              <w:t>maxim@MaxCrt:~/os-lab3$ ls -l report.sh</w:t>
-              <w:br/>
-            </w:r>
-            <w:r>
-              <w:rPr>
-                <w:rFonts w:ascii="Consolas" w:hAnsi="Consolas"/>
-                <w:color w:val="EEEEEE"/>
-                <w:sz w:val="17"/>
-              </w:rPr>
-              <w:t>-rwxr-xr-x 1 maxim maxim 645 Oct 26 10:30 report.sh</w:t>
-              <w:br/>
-            </w:r>
-            <w:r>
-              <w:rPr>
-                <w:rFonts w:ascii="Consolas" w:hAnsi="Consolas"/>
-                <w:color w:val="8AE234"/>
-                <w:sz w:val="17"/>
-              </w:rPr>
-              <w:t>maxim@MaxCrt:~/os-lab3$ ./report.sh access.log; echo "exit=$?"</w:t>
-              <w:br/>
-            </w:r>
-            <w:r>
-              <w:rPr>
-                <w:rFonts w:ascii="Consolas" w:hAnsi="Consolas"/>
-                <w:color w:val="EEEEEE"/>
-                <w:sz w:val="17"/>
-              </w:rPr>
-              <w:t>Total requests : 500</w:t>
-              <w:br/>
-            </w:r>
-            <w:r>
-              <w:rPr>
-                <w:rFonts w:ascii="Consolas" w:hAnsi="Consolas"/>
-                <w:color w:val="EEEEEE"/>
-                <w:sz w:val="17"/>
-              </w:rPr>
-              <w:t>Failed requests: 100</w:t>
-              <w:br/>
-            </w:r>
-            <w:r>
-              <w:rPr>
-                <w:rFonts w:ascii="Consolas" w:hAnsi="Consolas"/>
-                <w:color w:val="EEEEEE"/>
-                <w:sz w:val="17"/>
-              </w:rPr>
-              <w:t>Failures per user:</w:t>
-              <w:br/>
-            </w:r>
-            <w:r>
-              <w:rPr>
-                <w:rFonts w:ascii="Consolas" w:hAnsi="Consolas"/>
-                <w:color w:val="EEEEEE"/>
-                <w:sz w:val="17"/>
-              </w:rPr>
-              <w:t xml:space="preserve">  user0     14</w:t>
-              <w:br/>
-            </w:r>
-            <w:r>
-              <w:rPr>
-                <w:rFonts w:ascii="Consolas" w:hAnsi="Consolas"/>
-                <w:color w:val="EEEEEE"/>
-                <w:sz w:val="17"/>
-              </w:rPr>
-              <w:t xml:space="preserve">  user1     14</w:t>
-              <w:br/>
-            </w:r>
-            <w:r>
-              <w:rPr>
-                <w:rFonts w:ascii="Consolas" w:hAnsi="Consolas"/>
-                <w:color w:val="EEEEEE"/>
-                <w:sz w:val="17"/>
-              </w:rPr>
-              <w:t xml:space="preserve">  user2     14</w:t>
-              <w:br/>
-            </w:r>
-            <w:r>
-              <w:rPr>
-                <w:rFonts w:ascii="Consolas" w:hAnsi="Consolas"/>
-                <w:color w:val="EEEEEE"/>
-                <w:sz w:val="17"/>
-              </w:rPr>
-              <w:t xml:space="preserve">  user3     15</w:t>
-              <w:br/>
-            </w:r>
-            <w:r>
-              <w:rPr>
-                <w:rFonts w:ascii="Consolas" w:hAnsi="Consolas"/>
-                <w:color w:val="EEEEEE"/>
-                <w:sz w:val="17"/>
-              </w:rPr>
-              <w:t xml:space="preserve">  user4     14</w:t>
-              <w:br/>
-            </w:r>
-            <w:r>
-              <w:rPr>
-                <w:rFonts w:ascii="Consolas" w:hAnsi="Consolas"/>
-                <w:color w:val="EEEEEE"/>
-                <w:sz w:val="17"/>
-              </w:rPr>
-              <w:t xml:space="preserve">  user5     15</w:t>
-              <w:br/>
-            </w:r>
-            <w:r>
-              <w:rPr>
-                <w:rFonts w:ascii="Consolas" w:hAnsi="Consolas"/>
-                <w:color w:val="EEEEEE"/>
-                <w:sz w:val="17"/>
-              </w:rPr>
-              <w:t xml:space="preserve">  user6     14</w:t>
-              <w:br/>
-            </w:r>
-            <w:r>
-              <w:rPr>
-                <w:rFonts w:ascii="Consolas" w:hAnsi="Consolas"/>
-                <w:color w:val="EEEEEE"/>
-                <w:sz w:val="17"/>
-              </w:rPr>
-              <w:t>exit=0</w:t>
-              <w:br/>
-            </w:r>
-            <w:r>
-              <w:rPr>
-                <w:rFonts w:ascii="Consolas" w:hAnsi="Consolas"/>
-                <w:color w:val="8AE234"/>
-                <w:sz w:val="17"/>
-              </w:rPr>
-              <w:t>maxim@MaxCrt:~/os-lab3$ ./report.sh missing.log; echo "exit=$?"</w:t>
-              <w:br/>
-            </w:r>
-            <w:r>
-              <w:rPr>
-                <w:rFonts w:ascii="Consolas" w:hAnsi="Consolas"/>
-                <w:color w:val="EEEEEE"/>
-                <w:sz w:val="17"/>
-              </w:rPr>
-              <w:t>report.sh: cannot read 'missing.log'</w:t>
-              <w:br/>
-            </w:r>
-            <w:r>
-              <w:rPr>
-                <w:rFonts w:ascii="Consolas" w:hAnsi="Consolas"/>
-                <w:color w:val="EEEEEE"/>
-                <w:sz w:val="17"/>
-              </w:rPr>
-              <w:t>exit=1</w:t>
-              <w:br/>
-            </w:r>
-            <w:r>
-              <w:rPr>
-                <w:rFonts w:ascii="Consolas" w:hAnsi="Consolas"/>
-                <w:color w:val="8AE234"/>
-                <w:sz w:val="17"/>
-              </w:rPr>
-              <w:t>maxim@MaxCrt:~/os-lab3$ ./report.sh; echo "exit=$?"</w:t>
-              <w:br/>
-            </w:r>
-            <w:r>
-              <w:rPr>
-                <w:rFonts w:ascii="Consolas" w:hAnsi="Consolas"/>
-                <w:color w:val="EEEEEE"/>
-                <w:sz w:val="17"/>
-              </w:rPr>
-              <w:t>usage: report.sh LOGFILE</w:t>
-              <w:br/>
-            </w:r>
-            <w:r>
-              <w:rPr>
-                <w:rFonts w:ascii="Consolas" w:hAnsi="Consolas"/>
-                <w:color w:val="EEEEEE"/>
-                <w:sz w:val="17"/>
-              </w:rPr>
-              <w:t>exit=1</w:t>
-            </w:r>
-          </w:p>
-        </w:tc>
-      </w:tr>
-    </w:tbl>
+      </w:pPr>
+      <w:r>
+        <w:drawing>
+          <wp:inline xmlns:a="http://schemas.openxmlformats.org/drawingml/2006/main" xmlns:pic="http://schemas.openxmlformats.org/drawingml/2006/picture">
+            <wp:extent cx="5837142" cy="2478857"/>
+            <wp:docPr id="6" name="Picture 6"/>
+            <wp:cNvGraphicFramePr>
+              <a:graphicFrameLocks noChangeAspect="1"/>
+            </wp:cNvGraphicFramePr>
+            <a:graphic>
+              <a:graphicData uri="http://schemas.openxmlformats.org/drawingml/2006/picture">
+                <pic:pic>
+                  <pic:nvPicPr>
+                    <pic:cNvPr id="0" name="image.png"/>
+                    <pic:cNvPicPr/>
+                  </pic:nvPicPr>
+                  <pic:blipFill>
+                    <a:blip r:embed="rId14"/>
+                    <a:stretch>
+                      <a:fillRect/>
+                    </a:stretch>
+                  </pic:blipFill>
+                  <pic:spPr>
+                    <a:xfrm>
+                      <a:off x="0" y="0"/>
+                      <a:ext cx="5837142" cy="2478857"/>
+                    </a:xfrm>
+                    <a:prstGeom prst="rect"/>
+                  </pic:spPr>
+                </pic:pic>
+              </a:graphicData>
+            </a:graphic>
+          </wp:inline>
+        </w:drawing>
+      </w:r>
+    </w:p>
     <w:p>
       <w:pPr>
         <w:spacing w:before="60" w:after="200"/>

--- a/lab3/Lab3_CereteuMaxim_FAF-243.docx
+++ b/lab3/Lab3_CereteuMaxim_FAF-243.docx
@@ -307,47 +307,7 @@
         <w:t>riscv64-linux-gnu-gcc</w:t>
       </w:r>
       <w:r>
-        <w:t xml:space="preserve"> 15.2 și emulatorul QEMU 10.2. Comenzile au fost rulate de scriptul </w:t>
-      </w:r>
-      <w:r>
-        <w:rPr>
-          <w:rFonts w:ascii="Consolas" w:hAnsi="Consolas"/>
-          <w:sz w:val="21"/>
-        </w:rPr>
-        <w:t>tools/capture.sh</w:t>
-      </w:r>
-      <w:r>
-        <w:t xml:space="preserve"> din depozit într-o fereastră Windows Terminal cu profilul Ubuntu; la sfârșitul fiecărei părți scriptul </w:t>
-      </w:r>
-      <w:r>
-        <w:rPr>
-          <w:rFonts w:ascii="Consolas" w:hAnsi="Consolas"/>
-          <w:sz w:val="21"/>
-        </w:rPr>
-        <w:t>tools/shot.ps1</w:t>
-      </w:r>
-      <w:r>
-        <w:t xml:space="preserve"> a făcut o captură de ecran a ferestrei (</w:t>
-      </w:r>
-      <w:r>
-        <w:rPr>
-          <w:rFonts w:ascii="Consolas" w:hAnsi="Consolas"/>
-          <w:sz w:val="21"/>
-        </w:rPr>
-        <w:t>labN/output/*.png</w:t>
-      </w:r>
-      <w:r>
-        <w:t xml:space="preserve">), iar textul afișat a fost salvat și în </w:t>
-      </w:r>
-      <w:r>
-        <w:rPr>
-          <w:rFonts w:ascii="Consolas" w:hAnsi="Consolas"/>
-          <w:sz w:val="21"/>
-        </w:rPr>
-        <w:t>labN/output/*.txt</w:t>
-      </w:r>
-      <w:r>
-        <w:t>. Figurile de mai jos sunt aceste capturi de ecran.</w:t>
+        <w:t xml:space="preserve"> 15.2 și emulatorul QEMU 10.2. Figurile de mai jos sunt capturi de ecran ale terminalului.</w:t>
       </w:r>
     </w:p>
     <w:p>
@@ -743,7 +703,7 @@
         <w:t>capture.sh: line 63:</w:t>
       </w:r>
       <w:r>
-        <w:t xml:space="preserve"> deoarece comanda a fost executată de scriptul de captură (prin </w:t>
+        <w:t xml:space="preserve"> deoarece comanda a fost executată dintr-un script (prin </w:t>
       </w:r>
       <w:r>
         <w:rPr>

--- a/lab3/Lab3_CereteuMaxim_FAF-243.docx
+++ b/lab3/Lab3_CereteuMaxim_FAF-243.docx
@@ -387,6 +387,201 @@
       </w:r>
       <w:r>
         <w:t>. Astfel rezultatele pot fi verificate și prin calcul.</w:t>
+      </w:r>
+    </w:p>
+    <w:tbl>
+      <w:tblPr>
+        <w:tblW w:type="auto" w:w="0"/>
+        <w:jc w:val="center"/>
+        <w:tblLook w:firstColumn="1" w:firstRow="1" w:lastColumn="0" w:lastRow="0" w:noHBand="0" w:noVBand="1" w:val="04A0"/>
+      </w:tblPr>
+      <w:tblGrid>
+        <w:gridCol w:w="9639"/>
+      </w:tblGrid>
+      <w:tr>
+        <w:tc>
+          <w:tcPr>
+            <w:tcW w:type="dxa" w:w="9639"/>
+            <w:shd w:val="clear" w:color="auto" w:fill="F3F3F3"/>
+          </w:tcPr>
+          <w:p>
+            <w:pPr>
+              <w:spacing w:after="0" w:line="240" w:lineRule="auto"/>
+            </w:pPr>
+            <w:r>
+              <w:rPr>
+                <w:rFonts w:ascii="Consolas" w:hAnsi="Consolas"/>
+                <w:color w:val="888888"/>
+                <w:sz w:val="17"/>
+              </w:rPr>
+              <w:t xml:space="preserve"> 1  </w:t>
+            </w:r>
+            <w:r>
+              <w:rPr>
+                <w:rFonts w:ascii="Consolas" w:hAnsi="Consolas"/>
+                <w:sz w:val="17"/>
+              </w:rPr>
+              <w:t>#!/bin/bash</w:t>
+              <w:br/>
+            </w:r>
+            <w:r>
+              <w:rPr>
+                <w:rFonts w:ascii="Consolas" w:hAnsi="Consolas"/>
+                <w:color w:val="888888"/>
+                <w:sz w:val="17"/>
+              </w:rPr>
+              <w:t xml:space="preserve"> 2  </w:t>
+            </w:r>
+            <w:r>
+              <w:rPr>
+                <w:rFonts w:ascii="Consolas" w:hAnsi="Consolas"/>
+                <w:sz w:val="17"/>
+              </w:rPr>
+              <w:t># Builds the 500-line access.log used in Lab 3 (format: DATE TIME USER STATUS PAGE).</w:t>
+              <w:br/>
+            </w:r>
+            <w:r>
+              <w:rPr>
+                <w:rFonts w:ascii="Consolas" w:hAnsi="Consolas"/>
+                <w:color w:val="888888"/>
+                <w:sz w:val="17"/>
+              </w:rPr>
+              <w:t xml:space="preserve"> 3  </w:t>
+            </w:r>
+            <w:r>
+              <w:rPr>
+                <w:rFonts w:ascii="Consolas" w:hAnsi="Consolas"/>
+                <w:sz w:val="17"/>
+              </w:rPr>
+              <w:t># Every 5th request fails; users cycle user0..user6, pages cycle /page0../page3.</w:t>
+              <w:br/>
+            </w:r>
+            <w:r>
+              <w:rPr>
+                <w:rFonts w:ascii="Consolas" w:hAnsi="Consolas"/>
+                <w:color w:val="888888"/>
+                <w:sz w:val="17"/>
+              </w:rPr>
+              <w:t xml:space="preserve"> 4  </w:t>
+            </w:r>
+            <w:r>
+              <w:rPr>
+                <w:rFonts w:ascii="Consolas" w:hAnsi="Consolas"/>
+                <w:sz w:val="17"/>
+              </w:rPr>
+              <w:t>out=${1:-access.log}</w:t>
+              <w:br/>
+            </w:r>
+            <w:r>
+              <w:rPr>
+                <w:rFonts w:ascii="Consolas" w:hAnsi="Consolas"/>
+                <w:color w:val="888888"/>
+                <w:sz w:val="17"/>
+              </w:rPr>
+              <w:t xml:space="preserve"> 5  </w:t>
+            </w:r>
+            <w:r>
+              <w:rPr>
+                <w:rFonts w:ascii="Consolas" w:hAnsi="Consolas"/>
+                <w:sz w:val="17"/>
+              </w:rPr>
+              <w:t>for ((i = 1; i &lt;= 500; i++)); do</w:t>
+              <w:br/>
+            </w:r>
+            <w:r>
+              <w:rPr>
+                <w:rFonts w:ascii="Consolas" w:hAnsi="Consolas"/>
+                <w:color w:val="888888"/>
+                <w:sz w:val="17"/>
+              </w:rPr>
+              <w:t xml:space="preserve"> 6  </w:t>
+            </w:r>
+            <w:r>
+              <w:rPr>
+                <w:rFonts w:ascii="Consolas" w:hAnsi="Consolas"/>
+                <w:sz w:val="17"/>
+              </w:rPr>
+              <w:t xml:space="preserve">    status=OK</w:t>
+              <w:br/>
+            </w:r>
+            <w:r>
+              <w:rPr>
+                <w:rFonts w:ascii="Consolas" w:hAnsi="Consolas"/>
+                <w:color w:val="888888"/>
+                <w:sz w:val="17"/>
+              </w:rPr>
+              <w:t xml:space="preserve"> 7  </w:t>
+            </w:r>
+            <w:r>
+              <w:rPr>
+                <w:rFonts w:ascii="Consolas" w:hAnsi="Consolas"/>
+                <w:sz w:val="17"/>
+              </w:rPr>
+              <w:t xml:space="preserve">    (( i % 5 == 0 )) &amp;&amp; status=FAIL</w:t>
+              <w:br/>
+            </w:r>
+            <w:r>
+              <w:rPr>
+                <w:rFonts w:ascii="Consolas" w:hAnsi="Consolas"/>
+                <w:color w:val="888888"/>
+                <w:sz w:val="17"/>
+              </w:rPr>
+              <w:t xml:space="preserve"> 8  </w:t>
+            </w:r>
+            <w:r>
+              <w:rPr>
+                <w:rFonts w:ascii="Consolas" w:hAnsi="Consolas"/>
+                <w:sz w:val="17"/>
+              </w:rPr>
+              <w:t xml:space="preserve">    printf '2026-10-05 10:%02d user%d %s /page%d\n' $((i % 60)) $((i % 7)) "$status" $((i % 4))</w:t>
+              <w:br/>
+            </w:r>
+            <w:r>
+              <w:rPr>
+                <w:rFonts w:ascii="Consolas" w:hAnsi="Consolas"/>
+                <w:color w:val="888888"/>
+                <w:sz w:val="17"/>
+              </w:rPr>
+              <w:t xml:space="preserve"> 9  </w:t>
+            </w:r>
+            <w:r>
+              <w:rPr>
+                <w:rFonts w:ascii="Consolas" w:hAnsi="Consolas"/>
+                <w:sz w:val="17"/>
+              </w:rPr>
+              <w:t>done &gt; "$out"</w:t>
+              <w:br/>
+            </w:r>
+            <w:r>
+              <w:rPr>
+                <w:rFonts w:ascii="Consolas" w:hAnsi="Consolas"/>
+                <w:color w:val="888888"/>
+                <w:sz w:val="17"/>
+              </w:rPr>
+              <w:t xml:space="preserve">10  </w:t>
+            </w:r>
+            <w:r>
+              <w:rPr>
+                <w:rFonts w:ascii="Consolas" w:hAnsi="Consolas"/>
+                <w:sz w:val="17"/>
+              </w:rPr>
+              <w:t>echo "generated $(wc -l &lt; "$out") lines in $out"</w:t>
+            </w:r>
+          </w:p>
+        </w:tc>
+      </w:tr>
+    </w:tbl>
+    <w:p>
+      <w:pPr>
+        <w:spacing w:before="60" w:after="200"/>
+        <w:jc w:val="center"/>
+      </w:pPr>
+      <w:r>
+        <w:rPr>
+          <w:i/>
+          <w:sz w:val="21"/>
+        </w:rPr>
+        <w:t>Listing 3.1 – gen_log.sh – generarea fișierului access.log</w:t>
       </w:r>
     </w:p>
     <w:p>
@@ -1832,7 +2027,7 @@
           <w:i/>
           <w:sz w:val="21"/>
         </w:rPr>
-        <w:t>Listing 3.1 – oneliners.sh – câte un pipe pentru fiecare întrebare</w:t>
+        <w:t>Listing 3.2 – oneliners.sh – câte un pipe pentru fiecare întrebare</w:t>
       </w:r>
     </w:p>
     <w:p>
@@ -2377,7 +2572,7 @@
           <w:i/>
           <w:sz w:val="21"/>
         </w:rPr>
-        <w:t>Listing 3.2 – report.sh</w:t>
+        <w:t>Listing 3.3 – report.sh</w:t>
       </w:r>
     </w:p>
     <w:p>
